--- a/docs/14_Vercel_Deployment_Guide.docx
+++ b/docs/14_Vercel_Deployment_Guide.docx
@@ -145,7 +145,7 @@
                 <w:color w:val="111111"/>
                 <w:sz w:val="20"/>
               </w:rPr>
-              <w:t>1.0</w:t>
+              <w:t>1.1</w:t>
             </w:r>
           </w:p>
         </w:tc>
@@ -181,7 +181,7 @@
                 <w:color w:val="111111"/>
                 <w:sz w:val="20"/>
               </w:rPr>
-              <w:t>2026-08-31</w:t>
+              <w:t>2026-09-03</w:t>
             </w:r>
           </w:p>
         </w:tc>
@@ -2183,7 +2183,25 @@
                 <w:color w:val="111111"/>
                 <w:sz w:val="20"/>
               </w:rPr>
-              <w:t>powers Ask AI, evaluations, diagnostics</w:t>
+              <w:t xml:space="preserve">powers </w:t>
+            </w:r>
+            <w:r>
+              <w:rPr>
+                <w:rFonts w:ascii="Calibri" w:hAnsi="Calibri"/>
+                <w:b/>
+                <w:color w:val="111111"/>
+                <w:sz w:val="20"/>
+              </w:rPr>
+              <w:t>Ask AI</w:t>
+            </w:r>
+            <w:r>
+              <w:rPr>
+                <w:rFonts w:ascii="Calibri" w:hAnsi="Calibri"/>
+                <w:b w:val="0"/>
+                <w:color w:val="111111"/>
+                <w:sz w:val="20"/>
+              </w:rPr>
+              <w:t>; fallback credential for every other AI feature</w:t>
             </w:r>
           </w:p>
         </w:tc>
@@ -2235,7 +2253,7 @@
                 <w:color w:val="111111"/>
                 <w:sz w:val="20"/>
               </w:rPr>
-              <w:t>doubles free-tier quota (cascade)</w:t>
+              <w:t>powers diagnostics, evaluations, adaptation, Dojo, Autopilot, Freelance — keeps bulk generation off the chat key</w:t>
             </w:r>
           </w:p>
         </w:tc>

--- a/docs/14_Vercel_Deployment_Guide.docx
+++ b/docs/14_Vercel_Deployment_Guide.docx
@@ -145,7 +145,7 @@
                 <w:color w:val="111111"/>
                 <w:sz w:val="20"/>
               </w:rPr>
-              <w:t>1.1</w:t>
+              <w:t>1.2</w:t>
             </w:r>
           </w:p>
         </w:tc>
@@ -181,7 +181,7 @@
                 <w:color w:val="111111"/>
                 <w:sz w:val="20"/>
               </w:rPr>
-              <w:t>2026-09-03</w:t>
+              <w:t>2026-09-05</w:t>
             </w:r>
           </w:p>
         </w:tc>
@@ -816,6 +816,473 @@
     </w:p>
     <w:p>
       <w:pPr>
+        <w:ind w:left="432"/>
+      </w:pPr>
+      <w:r>
+        <w:rPr>
+          <w:rFonts w:ascii="Calibri" w:hAnsi="Calibri"/>
+          <w:b w:val="0"/>
+          <w:i/>
+          <w:color w:val="555555"/>
+          <w:sz w:val="22"/>
+        </w:rPr>
+        <w:t>*</w:t>
+      </w:r>
+      <w:r>
+        <w:rPr>
+          <w:rFonts w:ascii="Calibri" w:hAnsi="Calibri"/>
+          <w:i/>
+          <w:color w:val="555555"/>
+          <w:sz w:val="22"/>
+        </w:rPr>
+        <w:t xml:space="preserve">Critical — this is an npm-workspaces monorepo, so Vercel's </w:t>
+      </w:r>
+      <w:r>
+        <w:rPr>
+          <w:rFonts w:ascii="Calibri" w:hAnsi="Calibri"/>
+          <w:b w:val="0"/>
+          <w:i/>
+          <w:color w:val="555555"/>
+          <w:sz w:val="22"/>
+        </w:rPr>
+        <w:t>Root Directory*</w:t>
+      </w:r>
+    </w:p>
+    <w:p>
+      <w:pPr>
+        <w:ind w:left="432"/>
+      </w:pPr>
+      <w:r>
+        <w:rPr>
+          <w:rFonts w:ascii="Calibri" w:hAnsi="Calibri"/>
+          <w:b w:val="0"/>
+          <w:i/>
+          <w:color w:val="555555"/>
+          <w:sz w:val="22"/>
+        </w:rPr>
+        <w:t>must be left empty (the repository root).**</w:t>
+      </w:r>
+    </w:p>
+    <w:p>
+      <w:pPr>
+        <w:ind w:left="432"/>
+      </w:pPr>
+    </w:p>
+    <w:p>
+      <w:pPr>
+        <w:ind w:left="432"/>
+      </w:pPr>
+      <w:r>
+        <w:rPr>
+          <w:rFonts w:ascii="Consolas" w:hAnsi="Consolas"/>
+          <w:i/>
+          <w:color w:val="333333"/>
+          <w:sz w:val="20"/>
+        </w:rPr>
+        <w:t>client/package.json</w:t>
+      </w:r>
+      <w:r>
+        <w:rPr>
+          <w:rFonts w:ascii="Calibri" w:hAnsi="Calibri"/>
+          <w:b w:val="0"/>
+          <w:i/>
+          <w:color w:val="555555"/>
+          <w:sz w:val="22"/>
+        </w:rPr>
+        <w:t xml:space="preserve"> depends on </w:t>
+      </w:r>
+      <w:r>
+        <w:rPr>
+          <w:rFonts w:ascii="Consolas" w:hAnsi="Consolas"/>
+          <w:i/>
+          <w:color w:val="333333"/>
+          <w:sz w:val="20"/>
+        </w:rPr>
+        <w:t>@edu/shared</w:t>
+      </w:r>
+      <w:r>
+        <w:rPr>
+          <w:rFonts w:ascii="Calibri" w:hAnsi="Calibri"/>
+          <w:b w:val="0"/>
+          <w:i/>
+          <w:color w:val="555555"/>
+          <w:sz w:val="22"/>
+        </w:rPr>
+        <w:t>, a **private workspace</w:t>
+      </w:r>
+    </w:p>
+    <w:p>
+      <w:pPr>
+        <w:ind w:left="432"/>
+      </w:pPr>
+      <w:r>
+        <w:rPr>
+          <w:rFonts w:ascii="Calibri" w:hAnsi="Calibri"/>
+          <w:b w:val="0"/>
+          <w:i/>
+          <w:color w:val="555555"/>
+          <w:sz w:val="22"/>
+        </w:rPr>
+        <w:t>package** that does not exist on the public npm registry. If the Root</w:t>
+      </w:r>
+    </w:p>
+    <w:p>
+      <w:pPr>
+        <w:ind w:left="432"/>
+      </w:pPr>
+      <w:r>
+        <w:rPr>
+          <w:rFonts w:ascii="Calibri" w:hAnsi="Calibri"/>
+          <w:b w:val="0"/>
+          <w:i/>
+          <w:color w:val="555555"/>
+          <w:sz w:val="22"/>
+        </w:rPr>
+        <w:t xml:space="preserve">Directory is set to </w:t>
+      </w:r>
+      <w:r>
+        <w:rPr>
+          <w:rFonts w:ascii="Consolas" w:hAnsi="Consolas"/>
+          <w:i/>
+          <w:color w:val="333333"/>
+          <w:sz w:val="20"/>
+        </w:rPr>
+        <w:t>client</w:t>
+      </w:r>
+      <w:r>
+        <w:rPr>
+          <w:rFonts w:ascii="Calibri" w:hAnsi="Calibri"/>
+          <w:b w:val="0"/>
+          <w:i/>
+          <w:color w:val="555555"/>
+          <w:sz w:val="22"/>
+        </w:rPr>
+        <w:t xml:space="preserve">, Vercel runs </w:t>
+      </w:r>
+      <w:r>
+        <w:rPr>
+          <w:rFonts w:ascii="Consolas" w:hAnsi="Consolas"/>
+          <w:i/>
+          <w:color w:val="333333"/>
+          <w:sz w:val="20"/>
+        </w:rPr>
+        <w:t>npm install</w:t>
+      </w:r>
+      <w:r>
+        <w:rPr>
+          <w:rFonts w:ascii="Calibri" w:hAnsi="Calibri"/>
+          <w:b w:val="0"/>
+          <w:i/>
+          <w:color w:val="555555"/>
+          <w:sz w:val="22"/>
+        </w:rPr>
+        <w:t xml:space="preserve"> against</w:t>
+      </w:r>
+    </w:p>
+    <w:p>
+      <w:pPr>
+        <w:ind w:left="432"/>
+      </w:pPr>
+      <w:r>
+        <w:rPr>
+          <w:rFonts w:ascii="Consolas" w:hAnsi="Consolas"/>
+          <w:i/>
+          <w:color w:val="333333"/>
+          <w:sz w:val="20"/>
+        </w:rPr>
+        <w:t>client/package.json</w:t>
+      </w:r>
+      <w:r>
+        <w:rPr>
+          <w:rFonts w:ascii="Calibri" w:hAnsi="Calibri"/>
+          <w:b w:val="0"/>
+          <w:i/>
+          <w:color w:val="555555"/>
+          <w:sz w:val="22"/>
+        </w:rPr>
+        <w:t xml:space="preserve"> alone, the install aborts with</w:t>
+      </w:r>
+    </w:p>
+    <w:p>
+      <w:pPr>
+        <w:ind w:left="432"/>
+      </w:pPr>
+      <w:r>
+        <w:rPr>
+          <w:rFonts w:ascii="Calibri" w:hAnsi="Calibri"/>
+          <w:b w:val="0"/>
+          <w:i/>
+          <w:color w:val="555555"/>
+          <w:sz w:val="22"/>
+        </w:rPr>
+        <w:t>`npm error code E404 … The requested resource '@edu/shared@*' could not be</w:t>
+      </w:r>
+    </w:p>
+    <w:p>
+      <w:pPr>
+        <w:ind w:left="432"/>
+      </w:pPr>
+      <w:r>
+        <w:rPr>
+          <w:rFonts w:ascii="Calibri" w:hAnsi="Calibri"/>
+          <w:b w:val="0"/>
+          <w:i/>
+          <w:color w:val="555555"/>
+          <w:sz w:val="22"/>
+        </w:rPr>
+        <w:t>found</w:t>
+      </w:r>
+      <w:r>
+        <w:rPr>
+          <w:rFonts w:ascii="Consolas" w:hAnsi="Consolas"/>
+          <w:i/>
+          <w:color w:val="333333"/>
+          <w:sz w:val="20"/>
+        </w:rPr>
+        <w:t xml:space="preserve">, and **no </w:t>
+      </w:r>
+      <w:r>
+        <w:rPr>
+          <w:rFonts w:ascii="Calibri" w:hAnsi="Calibri"/>
+          <w:b w:val="0"/>
+          <w:i/>
+          <w:color w:val="555555"/>
+          <w:sz w:val="22"/>
+        </w:rPr>
+        <w:t>node_modules` is ever created**. The build then fails with</w:t>
+      </w:r>
+    </w:p>
+    <w:p>
+      <w:pPr>
+        <w:ind w:left="432"/>
+      </w:pPr>
+      <w:r>
+        <w:rPr>
+          <w:rFonts w:ascii="Calibri" w:hAnsi="Calibri"/>
+          <w:b w:val="0"/>
+          <w:i/>
+          <w:color w:val="555555"/>
+          <w:sz w:val="22"/>
+        </w:rPr>
+        <w:t xml:space="preserve">hundreds of </w:t>
+      </w:r>
+      <w:r>
+        <w:rPr>
+          <w:rFonts w:ascii="Consolas" w:hAnsi="Consolas"/>
+          <w:i/>
+          <w:color w:val="333333"/>
+          <w:sz w:val="20"/>
+        </w:rPr>
+        <w:t>Cannot find module 'react'</w:t>
+      </w:r>
+      <w:r>
+        <w:rPr>
+          <w:rFonts w:ascii="Calibri" w:hAnsi="Calibri"/>
+          <w:b w:val="0"/>
+          <w:i/>
+          <w:color w:val="555555"/>
+          <w:sz w:val="22"/>
+        </w:rPr>
+        <w:t xml:space="preserve"> / </w:t>
+      </w:r>
+      <w:r>
+        <w:rPr>
+          <w:rFonts w:ascii="Consolas" w:hAnsi="Consolas"/>
+          <w:i/>
+          <w:color w:val="333333"/>
+          <w:sz w:val="20"/>
+        </w:rPr>
+        <w:t>Cannot find name 'JSX'</w:t>
+      </w:r>
+      <w:r>
+        <w:rPr>
+          <w:rFonts w:ascii="Calibri" w:hAnsi="Calibri"/>
+          <w:b w:val="0"/>
+          <w:i/>
+          <w:color w:val="555555"/>
+          <w:sz w:val="22"/>
+        </w:rPr>
+        <w:t xml:space="preserve"> errors —</w:t>
+      </w:r>
+    </w:p>
+    <w:p>
+      <w:pPr>
+        <w:ind w:left="432"/>
+      </w:pPr>
+      <w:r>
+        <w:rPr>
+          <w:rFonts w:ascii="Calibri" w:hAnsi="Calibri"/>
+          <w:b w:val="0"/>
+          <w:i/>
+          <w:color w:val="555555"/>
+          <w:sz w:val="22"/>
+        </w:rPr>
+        <w:t xml:space="preserve">those TypeScript errors are a </w:t>
+      </w:r>
+      <w:r>
+        <w:rPr>
+          <w:rFonts w:ascii="Calibri" w:hAnsi="Calibri"/>
+          <w:i/>
+          <w:color w:val="555555"/>
+          <w:sz w:val="22"/>
+        </w:rPr>
+        <w:t>symptom</w:t>
+      </w:r>
+      <w:r>
+        <w:rPr>
+          <w:rFonts w:ascii="Calibri" w:hAnsi="Calibri"/>
+          <w:b w:val="0"/>
+          <w:i/>
+          <w:color w:val="555555"/>
+          <w:sz w:val="22"/>
+        </w:rPr>
+        <w:t xml:space="preserve"> of the aborted install, not a</w:t>
+      </w:r>
+    </w:p>
+    <w:p>
+      <w:pPr>
+        <w:ind w:left="432"/>
+      </w:pPr>
+      <w:r>
+        <w:rPr>
+          <w:rFonts w:ascii="Calibri" w:hAnsi="Calibri"/>
+          <w:b w:val="0"/>
+          <w:i/>
+          <w:color w:val="555555"/>
+          <w:sz w:val="22"/>
+        </w:rPr>
+        <w:t xml:space="preserve">dependency-listing problem. Installing from the root resolves </w:t>
+      </w:r>
+      <w:r>
+        <w:rPr>
+          <w:rFonts w:ascii="Consolas" w:hAnsi="Consolas"/>
+          <w:i/>
+          <w:color w:val="333333"/>
+          <w:sz w:val="20"/>
+        </w:rPr>
+        <w:t>@edu/shared</w:t>
+      </w:r>
+    </w:p>
+    <w:p>
+      <w:pPr>
+        <w:ind w:left="432"/>
+      </w:pPr>
+      <w:r>
+        <w:rPr>
+          <w:rFonts w:ascii="Calibri" w:hAnsi="Calibri"/>
+          <w:b w:val="0"/>
+          <w:i/>
+          <w:color w:val="555555"/>
+          <w:sz w:val="22"/>
+        </w:rPr>
+        <w:t>locally and the build succeeds.</w:t>
+      </w:r>
+    </w:p>
+    <w:p>
+      <w:pPr>
+        <w:ind w:left="432"/>
+      </w:pPr>
+    </w:p>
+    <w:p>
+      <w:pPr>
+        <w:ind w:left="432"/>
+      </w:pPr>
+      <w:r>
+        <w:rPr>
+          <w:rFonts w:ascii="Calibri" w:hAnsi="Calibri"/>
+          <w:b w:val="0"/>
+          <w:i/>
+          <w:color w:val="555555"/>
+          <w:sz w:val="22"/>
+        </w:rPr>
+        <w:t xml:space="preserve">There must also be </w:t>
+      </w:r>
+      <w:r>
+        <w:rPr>
+          <w:rFonts w:ascii="Calibri" w:hAnsi="Calibri"/>
+          <w:b/>
+          <w:i/>
+          <w:color w:val="555555"/>
+          <w:sz w:val="22"/>
+        </w:rPr>
+        <w:t>no `vercel.json` inside `client/`</w:t>
+      </w:r>
+      <w:r>
+        <w:rPr>
+          <w:rFonts w:ascii="Calibri" w:hAnsi="Calibri"/>
+          <w:b w:val="0"/>
+          <w:i/>
+          <w:color w:val="555555"/>
+          <w:sz w:val="22"/>
+        </w:rPr>
+        <w:t>: a frontend-only</w:t>
+      </w:r>
+    </w:p>
+    <w:p>
+      <w:pPr>
+        <w:ind w:left="432"/>
+      </w:pPr>
+      <w:r>
+        <w:rPr>
+          <w:rFonts w:ascii="Calibri" w:hAnsi="Calibri"/>
+          <w:b w:val="0"/>
+          <w:i/>
+          <w:color w:val="555555"/>
+          <w:sz w:val="22"/>
+        </w:rPr>
+        <w:t>config there only takes effect when the Root Directory is wrongly set to</w:t>
+      </w:r>
+    </w:p>
+    <w:p>
+      <w:pPr>
+        <w:ind w:left="432"/>
+      </w:pPr>
+      <w:r>
+        <w:rPr>
+          <w:rFonts w:ascii="Consolas" w:hAnsi="Consolas"/>
+          <w:i/>
+          <w:color w:val="333333"/>
+          <w:sz w:val="20"/>
+        </w:rPr>
+        <w:t>client</w:t>
+      </w:r>
+      <w:r>
+        <w:rPr>
+          <w:rFonts w:ascii="Calibri" w:hAnsi="Calibri"/>
+          <w:b w:val="0"/>
+          <w:i/>
+          <w:color w:val="555555"/>
+          <w:sz w:val="22"/>
+        </w:rPr>
+        <w:t>, and it silently produces a deploy with no API. The root</w:t>
+      </w:r>
+    </w:p>
+    <w:p>
+      <w:pPr>
+        <w:ind w:left="432"/>
+      </w:pPr>
+      <w:r>
+        <w:rPr>
+          <w:rFonts w:ascii="Consolas" w:hAnsi="Consolas"/>
+          <w:i/>
+          <w:color w:val="333333"/>
+          <w:sz w:val="20"/>
+        </w:rPr>
+        <w:t>vercel.json</w:t>
+      </w:r>
+      <w:r>
+        <w:rPr>
+          <w:rFonts w:ascii="Calibri" w:hAnsi="Calibri"/>
+          <w:b w:val="0"/>
+          <w:i/>
+          <w:color w:val="555555"/>
+          <w:sz w:val="22"/>
+        </w:rPr>
+        <w:t xml:space="preserve"> is the single source of truth.</w:t>
+      </w:r>
+    </w:p>
+    <w:p>
+      <w:pPr>
         <w:pStyle w:val="Heading1"/>
       </w:pPr>
       <w:r>
@@ -1237,6 +1704,242 @@
           <w:sz w:val="22"/>
         </w:rPr>
         <w:t>from anywhere — required because Vercel function IPs rotate).</w:t>
+      </w:r>
+    </w:p>
+    <w:p>
+      <w:pPr>
+        <w:ind w:left="432"/>
+      </w:pPr>
+      <w:r>
+        <w:rPr>
+          <w:rFonts w:ascii="Calibri" w:hAnsi="Calibri"/>
+          <w:b w:val="0"/>
+          <w:i/>
+          <w:color w:val="555555"/>
+          <w:sz w:val="22"/>
+        </w:rPr>
+        <w:t xml:space="preserve">The same allowlist also governs </w:t>
+      </w:r>
+      <w:r>
+        <w:rPr>
+          <w:rFonts w:ascii="Calibri" w:hAnsi="Calibri"/>
+          <w:b/>
+          <w:i/>
+          <w:color w:val="555555"/>
+          <w:sz w:val="22"/>
+        </w:rPr>
+        <w:t>local development</w:t>
+      </w:r>
+      <w:r>
+        <w:rPr>
+          <w:rFonts w:ascii="Calibri" w:hAnsi="Calibri"/>
+          <w:b w:val="0"/>
+          <w:i/>
+          <w:color w:val="555555"/>
+          <w:sz w:val="22"/>
+        </w:rPr>
+        <w:t>. A home/ISP address</w:t>
+      </w:r>
+    </w:p>
+    <w:p>
+      <w:pPr>
+        <w:ind w:left="432"/>
+      </w:pPr>
+      <w:r>
+        <w:rPr>
+          <w:rFonts w:ascii="Calibri" w:hAnsi="Calibri"/>
+          <w:b w:val="0"/>
+          <w:i/>
+          <w:color w:val="555555"/>
+          <w:sz w:val="22"/>
+        </w:rPr>
+        <w:t>rotates, so a cluster that worked yesterday can start refusing you today —</w:t>
+      </w:r>
+    </w:p>
+    <w:p>
+      <w:pPr>
+        <w:ind w:left="432"/>
+      </w:pPr>
+      <w:r>
+        <w:rPr>
+          <w:rFonts w:ascii="Calibri" w:hAnsi="Calibri"/>
+          <w:b w:val="0"/>
+          <w:i/>
+          <w:color w:val="555555"/>
+          <w:sz w:val="22"/>
+        </w:rPr>
+        <w:t>re-add your current public IP (search "what is my ip") when that happens.</w:t>
+      </w:r>
+    </w:p>
+    <w:p>
+      <w:pPr>
+        <w:ind w:left="432"/>
+      </w:pPr>
+    </w:p>
+    <w:p>
+      <w:pPr>
+        <w:ind w:left="432"/>
+      </w:pPr>
+      <w:r>
+        <w:rPr>
+          <w:rFonts w:ascii="Calibri" w:hAnsi="Calibri"/>
+          <w:b w:val="0"/>
+          <w:i/>
+          <w:color w:val="555555"/>
+          <w:sz w:val="22"/>
+        </w:rPr>
+        <w:t xml:space="preserve">A rejected IP does </w:t>
+      </w:r>
+      <w:r>
+        <w:rPr>
+          <w:rFonts w:ascii="Calibri" w:hAnsi="Calibri"/>
+          <w:b/>
+          <w:i/>
+          <w:color w:val="555555"/>
+          <w:sz w:val="22"/>
+        </w:rPr>
+        <w:t>not</w:t>
+      </w:r>
+      <w:r>
+        <w:rPr>
+          <w:rFonts w:ascii="Calibri" w:hAnsi="Calibri"/>
+          <w:b w:val="0"/>
+          <w:i/>
+          <w:color w:val="555555"/>
+          <w:sz w:val="22"/>
+        </w:rPr>
+        <w:t xml:space="preserve"> look like a firewall block. TCP to port 27017</w:t>
+      </w:r>
+    </w:p>
+    <w:p>
+      <w:pPr>
+        <w:ind w:left="432"/>
+      </w:pPr>
+      <w:r>
+        <w:rPr>
+          <w:rFonts w:ascii="Calibri" w:hAnsi="Calibri"/>
+          <w:b w:val="0"/>
+          <w:i/>
+          <w:color w:val="555555"/>
+          <w:sz w:val="22"/>
+        </w:rPr>
+        <w:t>still succeeds, but Atlas refuses the TLS handshake, so the driver reports</w:t>
+      </w:r>
+    </w:p>
+    <w:p>
+      <w:pPr>
+        <w:ind w:left="432"/>
+      </w:pPr>
+      <w:r>
+        <w:rPr>
+          <w:rFonts w:ascii="Consolas" w:hAnsi="Consolas"/>
+          <w:i/>
+          <w:color w:val="333333"/>
+          <w:sz w:val="20"/>
+        </w:rPr>
+        <w:t>MongooseServerSelectionError: ReplicaSetNoPrimary</w:t>
+      </w:r>
+      <w:r>
+        <w:rPr>
+          <w:rFonts w:ascii="Calibri" w:hAnsi="Calibri"/>
+          <w:b w:val="0"/>
+          <w:i/>
+          <w:color w:val="555555"/>
+          <w:sz w:val="22"/>
+        </w:rPr>
+        <w:t xml:space="preserve"> with</w:t>
+      </w:r>
+    </w:p>
+    <w:p>
+      <w:pPr>
+        <w:ind w:left="432"/>
+      </w:pPr>
+      <w:r>
+        <w:rPr>
+          <w:rFonts w:ascii="Consolas" w:hAnsi="Consolas"/>
+          <w:i/>
+          <w:color w:val="333333"/>
+          <w:sz w:val="20"/>
+        </w:rPr>
+        <w:t>commonWireVersion: 0</w:t>
+      </w:r>
+      <w:r>
+        <w:rPr>
+          <w:rFonts w:ascii="Calibri" w:hAnsi="Calibri"/>
+          <w:b w:val="0"/>
+          <w:i/>
+          <w:color w:val="555555"/>
+          <w:sz w:val="22"/>
+        </w:rPr>
+        <w:t xml:space="preserve"> and the log shows </w:t>
+      </w:r>
+      <w:r>
+        <w:rPr>
+          <w:rFonts w:ascii="Consolas" w:hAnsi="Consolas"/>
+          <w:i/>
+          <w:color w:val="333333"/>
+          <w:sz w:val="20"/>
+        </w:rPr>
+        <w:t>tlsv1 alert internal error</w:t>
+      </w:r>
+      <w:r>
+        <w:rPr>
+          <w:rFonts w:ascii="Calibri" w:hAnsi="Calibri"/>
+          <w:b w:val="0"/>
+          <w:i/>
+          <w:color w:val="555555"/>
+          <w:sz w:val="22"/>
+        </w:rPr>
+        <w:t>.</w:t>
+      </w:r>
+    </w:p>
+    <w:p>
+      <w:pPr>
+        <w:ind w:left="432"/>
+      </w:pPr>
+      <w:r>
+        <w:rPr>
+          <w:rFonts w:ascii="Calibri" w:hAnsi="Calibri"/>
+          <w:b w:val="0"/>
+          <w:i/>
+          <w:color w:val="555555"/>
+          <w:sz w:val="22"/>
+        </w:rPr>
+        <w:t xml:space="preserve">That signature means </w:t>
+      </w:r>
+      <w:r>
+        <w:rPr>
+          <w:rFonts w:ascii="Calibri" w:hAnsi="Calibri"/>
+          <w:i/>
+          <w:color w:val="555555"/>
+          <w:sz w:val="22"/>
+        </w:rPr>
+        <w:t>network access</w:t>
+      </w:r>
+      <w:r>
+        <w:rPr>
+          <w:rFonts w:ascii="Calibri" w:hAnsi="Calibri"/>
+          <w:b w:val="0"/>
+          <w:i/>
+          <w:color w:val="555555"/>
+          <w:sz w:val="22"/>
+        </w:rPr>
+        <w:t>, not a wrong password or URI — do not</w:t>
+      </w:r>
+    </w:p>
+    <w:p>
+      <w:pPr>
+        <w:ind w:left="432"/>
+      </w:pPr>
+      <w:r>
+        <w:rPr>
+          <w:rFonts w:ascii="Calibri" w:hAnsi="Calibri"/>
+          <w:b w:val="0"/>
+          <w:i/>
+          <w:color w:val="555555"/>
+          <w:sz w:val="22"/>
+        </w:rPr>
+        <w:t>go rewriting the connection string.</w:t>
       </w:r>
     </w:p>
     <w:p>
@@ -1766,11 +2469,29 @@
             <w:r>
               <w:rPr>
                 <w:rFonts w:ascii="Calibri" w:hAnsi="Calibri"/>
-                <w:i/>
+                <w:b w:val="0"/>
                 <w:color w:val="111111"/>
                 <w:sz w:val="20"/>
               </w:rPr>
-              <w:t>(leave empty)</w:t>
+              <w:t>*</w:t>
+            </w:r>
+            <w:r>
+              <w:rPr>
+                <w:rFonts w:ascii="Calibri" w:hAnsi="Calibri"/>
+                <w:b/>
+                <w:color w:val="111111"/>
+                <w:sz w:val="20"/>
+              </w:rPr>
+              <w:t>(leave empty — must be the repository root)</w:t>
+            </w:r>
+            <w:r>
+              <w:rPr>
+                <w:rFonts w:ascii="Calibri" w:hAnsi="Calibri"/>
+                <w:b w:val="0"/>
+                <w:color w:val="111111"/>
+                <w:sz w:val="20"/>
+              </w:rPr>
+              <w:t>*</w:t>
             </w:r>
           </w:p>
         </w:tc>
@@ -1920,6 +2641,86 @@
           <w:sz w:val="22"/>
         </w:rPr>
         <w:t>API routing — do not add conflicting settings.</w:t>
+      </w:r>
+    </w:p>
+    <w:p>
+      <w:pPr>
+        <w:ind w:left="432"/>
+      </w:pPr>
+      <w:r>
+        <w:rPr>
+          <w:rFonts w:ascii="Calibri" w:hAnsi="Calibri"/>
+          <w:b w:val="0"/>
+          <w:i/>
+          <w:color w:val="555555"/>
+          <w:sz w:val="22"/>
+        </w:rPr>
+        <w:t>If the project already exists with the wrong value, fix it under</w:t>
+      </w:r>
+    </w:p>
+    <w:p>
+      <w:pPr>
+        <w:ind w:left="432"/>
+      </w:pPr>
+      <w:r>
+        <w:rPr>
+          <w:rFonts w:ascii="Calibri" w:hAnsi="Calibri"/>
+          <w:b/>
+          <w:i/>
+          <w:color w:val="555555"/>
+          <w:sz w:val="22"/>
+        </w:rPr>
+        <w:t>Settings → General → Root Directory</w:t>
+      </w:r>
+      <w:r>
+        <w:rPr>
+          <w:rFonts w:ascii="Calibri" w:hAnsi="Calibri"/>
+          <w:b w:val="0"/>
+          <w:i/>
+          <w:color w:val="555555"/>
+          <w:sz w:val="22"/>
+        </w:rPr>
+        <w:t xml:space="preserve"> (clear the field), then</w:t>
+      </w:r>
+    </w:p>
+    <w:p>
+      <w:pPr>
+        <w:ind w:left="432"/>
+      </w:pPr>
+      <w:r>
+        <w:rPr>
+          <w:rFonts w:ascii="Calibri" w:hAnsi="Calibri"/>
+          <w:b/>
+          <w:i/>
+          <w:color w:val="555555"/>
+          <w:sz w:val="22"/>
+        </w:rPr>
+        <w:t>Deployments → ⋯ → Redeploy</w:t>
+      </w:r>
+      <w:r>
+        <w:rPr>
+          <w:rFonts w:ascii="Calibri" w:hAnsi="Calibri"/>
+          <w:b w:val="0"/>
+          <w:i/>
+          <w:color w:val="555555"/>
+          <w:sz w:val="22"/>
+        </w:rPr>
+        <w:t>. The build will keep failing until this is</w:t>
+      </w:r>
+    </w:p>
+    <w:p>
+      <w:pPr>
+        <w:ind w:left="432"/>
+      </w:pPr>
+      <w:r>
+        <w:rPr>
+          <w:rFonts w:ascii="Calibri" w:hAnsi="Calibri"/>
+          <w:b w:val="0"/>
+          <w:i/>
+          <w:color w:val="555555"/>
+          <w:sz w:val="22"/>
+        </w:rPr>
+        <w:t>corrected — see Section 1.</w:t>
       </w:r>
     </w:p>
     <w:p>
@@ -2536,6 +3337,57 @@
                 <w:color w:val="333333"/>
                 <w:sz w:val="18"/>
               </w:rPr>
+              <w:t>NODE_ENV</w:t>
+            </w:r>
+          </w:p>
+        </w:tc>
+        <w:tc>
+          <w:tcPr>
+            <w:tcW w:type="dxa" w:w="2880"/>
+          </w:tcPr>
+          <w:p>
+            <w:r/>
+            <w:r>
+              <w:rPr>
+                <w:rFonts w:ascii="Consolas" w:hAnsi="Consolas"/>
+                <w:color w:val="333333"/>
+                <w:sz w:val="18"/>
+              </w:rPr>
+              <w:t>production</w:t>
+            </w:r>
+          </w:p>
+        </w:tc>
+        <w:tc>
+          <w:tcPr>
+            <w:tcW w:type="dxa" w:w="2880"/>
+          </w:tcPr>
+          <w:p>
+            <w:r/>
+            <w:r>
+              <w:rPr>
+                <w:rFonts w:ascii="Calibri" w:hAnsi="Calibri"/>
+                <w:b w:val="0"/>
+                <w:color w:val="111111"/>
+                <w:sz w:val="20"/>
+              </w:rPr>
+              <w:t>enables the hardened CSP/CORS profile</w:t>
+            </w:r>
+          </w:p>
+        </w:tc>
+      </w:tr>
+      <w:tr>
+        <w:tc>
+          <w:tcPr>
+            <w:tcW w:type="dxa" w:w="2880"/>
+          </w:tcPr>
+          <w:p>
+            <w:r/>
+            <w:r>
+              <w:rPr>
+                <w:rFonts w:ascii="Consolas" w:hAnsi="Consolas"/>
+                <w:color w:val="333333"/>
+                <w:sz w:val="18"/>
+              </w:rPr>
               <w:t>MONGOMS_DISABLE_POSTINSTALL</w:t>
             </w:r>
           </w:p>
@@ -2576,6 +3428,226 @@
       </w:tr>
     </w:tbl>
     <w:p/>
+    <w:p>
+      <w:pPr>
+        <w:ind w:left="432"/>
+      </w:pPr>
+      <w:r>
+        <w:rPr>
+          <w:rFonts w:ascii="Calibri" w:hAnsi="Calibri"/>
+          <w:b w:val="0"/>
+          <w:i/>
+          <w:color w:val="555555"/>
+          <w:sz w:val="22"/>
+        </w:rPr>
+        <w:t>*</w:t>
+      </w:r>
+      <w:r>
+        <w:rPr>
+          <w:rFonts w:ascii="Calibri" w:hAnsi="Calibri"/>
+          <w:i/>
+          <w:color w:val="555555"/>
+          <w:sz w:val="22"/>
+        </w:rPr>
+        <w:t xml:space="preserve">Do </w:t>
+      </w:r>
+      <w:r>
+        <w:rPr>
+          <w:rFonts w:ascii="Calibri" w:hAnsi="Calibri"/>
+          <w:b w:val="0"/>
+          <w:i/>
+          <w:color w:val="555555"/>
+          <w:sz w:val="22"/>
+        </w:rPr>
+        <w:t>not</w:t>
+      </w:r>
+      <w:r>
+        <w:rPr>
+          <w:rFonts w:ascii="Calibri" w:hAnsi="Calibri"/>
+          <w:i/>
+          <w:color w:val="555555"/>
+          <w:sz w:val="22"/>
+        </w:rPr>
+        <w:t xml:space="preserve"> set `VITE_API_URL` on the Vercel project.</w:t>
+      </w:r>
+      <w:r>
+        <w:rPr>
+          <w:rFonts w:ascii="Calibri" w:hAnsi="Calibri"/>
+          <w:b w:val="0"/>
+          <w:i/>
+          <w:color w:val="555555"/>
+          <w:sz w:val="22"/>
+        </w:rPr>
+        <w:t>* The SPA is same-origin</w:t>
+      </w:r>
+    </w:p>
+    <w:p>
+      <w:pPr>
+        <w:ind w:left="432"/>
+      </w:pPr>
+      <w:r>
+        <w:rPr>
+          <w:rFonts w:ascii="Calibri" w:hAnsi="Calibri"/>
+          <w:b w:val="0"/>
+          <w:i/>
+          <w:color w:val="555555"/>
+          <w:sz w:val="22"/>
+        </w:rPr>
+        <w:t xml:space="preserve">by default — it calls the relative path </w:t>
+      </w:r>
+      <w:r>
+        <w:rPr>
+          <w:rFonts w:ascii="Consolas" w:hAnsi="Consolas"/>
+          <w:i/>
+          <w:color w:val="333333"/>
+          <w:sz w:val="20"/>
+        </w:rPr>
+        <w:t>/api/v1</w:t>
+      </w:r>
+      <w:r>
+        <w:rPr>
+          <w:rFonts w:ascii="Calibri" w:hAnsi="Calibri"/>
+          <w:b w:val="0"/>
+          <w:i/>
+          <w:color w:val="555555"/>
+          <w:sz w:val="22"/>
+        </w:rPr>
+        <w:t>, which Vercel routes to the</w:t>
+      </w:r>
+    </w:p>
+    <w:p>
+      <w:pPr>
+        <w:ind w:left="432"/>
+      </w:pPr>
+      <w:r>
+        <w:rPr>
+          <w:rFonts w:ascii="Calibri" w:hAnsi="Calibri"/>
+          <w:b w:val="0"/>
+          <w:i/>
+          <w:color w:val="555555"/>
+          <w:sz w:val="22"/>
+        </w:rPr>
+        <w:t xml:space="preserve">serverless function. Setting it to </w:t>
+      </w:r>
+      <w:r>
+        <w:rPr>
+          <w:rFonts w:ascii="Consolas" w:hAnsi="Consolas"/>
+          <w:i/>
+          <w:color w:val="333333"/>
+          <w:sz w:val="20"/>
+        </w:rPr>
+        <w:t>http://localhost:5000/api/v1</w:t>
+      </w:r>
+      <w:r>
+        <w:rPr>
+          <w:rFonts w:ascii="Calibri" w:hAnsi="Calibri"/>
+          <w:b w:val="0"/>
+          <w:i/>
+          <w:color w:val="555555"/>
+          <w:sz w:val="22"/>
+        </w:rPr>
+        <w:t xml:space="preserve"> (a common</w:t>
+      </w:r>
+    </w:p>
+    <w:p>
+      <w:pPr>
+        <w:ind w:left="432"/>
+      </w:pPr>
+      <w:r>
+        <w:rPr>
+          <w:rFonts w:ascii="Calibri" w:hAnsi="Calibri"/>
+          <w:b w:val="0"/>
+          <w:i/>
+          <w:color w:val="555555"/>
+          <w:sz w:val="22"/>
+        </w:rPr>
+        <w:t xml:space="preserve">copy-paste from a local </w:t>
+      </w:r>
+      <w:r>
+        <w:rPr>
+          <w:rFonts w:ascii="Consolas" w:hAnsi="Consolas"/>
+          <w:i/>
+          <w:color w:val="333333"/>
+          <w:sz w:val="20"/>
+        </w:rPr>
+        <w:t>.env</w:t>
+      </w:r>
+      <w:r>
+        <w:rPr>
+          <w:rFonts w:ascii="Calibri" w:hAnsi="Calibri"/>
+          <w:b w:val="0"/>
+          <w:i/>
+          <w:color w:val="555555"/>
+          <w:sz w:val="22"/>
+        </w:rPr>
+        <w:t>) bakes that URL into the JavaScript bundle and</w:t>
+      </w:r>
+    </w:p>
+    <w:p>
+      <w:pPr>
+        <w:ind w:left="432"/>
+      </w:pPr>
+      <w:r>
+        <w:rPr>
+          <w:rFonts w:ascii="Calibri" w:hAnsi="Calibri"/>
+          <w:b w:val="0"/>
+          <w:i/>
+          <w:color w:val="555555"/>
+          <w:sz w:val="22"/>
+        </w:rPr>
+        <w:t xml:space="preserve">makes the deployed site call </w:t>
+      </w:r>
+      <w:r>
+        <w:rPr>
+          <w:rFonts w:ascii="Calibri" w:hAnsi="Calibri"/>
+          <w:b/>
+          <w:i/>
+          <w:color w:val="555555"/>
+          <w:sz w:val="22"/>
+        </w:rPr>
+        <w:t>each visitor's own machine</w:t>
+      </w:r>
+      <w:r>
+        <w:rPr>
+          <w:rFonts w:ascii="Calibri" w:hAnsi="Calibri"/>
+          <w:b w:val="0"/>
+          <w:i/>
+          <w:color w:val="555555"/>
+          <w:sz w:val="22"/>
+        </w:rPr>
+        <w:t>, so every request</w:t>
+      </w:r>
+    </w:p>
+    <w:p>
+      <w:pPr>
+        <w:ind w:left="432"/>
+      </w:pPr>
+      <w:r>
+        <w:rPr>
+          <w:rFonts w:ascii="Calibri" w:hAnsi="Calibri"/>
+          <w:b w:val="0"/>
+          <w:i/>
+          <w:color w:val="555555"/>
+          <w:sz w:val="22"/>
+        </w:rPr>
+        <w:t>fails with a network error even though the API is healthy. Set it only for a</w:t>
+      </w:r>
+    </w:p>
+    <w:p>
+      <w:pPr>
+        <w:ind w:left="432"/>
+      </w:pPr>
+      <w:r>
+        <w:rPr>
+          <w:rFonts w:ascii="Calibri" w:hAnsi="Calibri"/>
+          <w:b w:val="0"/>
+          <w:i/>
+          <w:color w:val="555555"/>
+          <w:sz w:val="22"/>
+        </w:rPr>
+        <w:t>split-origin deploy where the API genuinely lives on another domain.</w:t>
+      </w:r>
+    </w:p>
     <w:p>
       <w:pPr>
         <w:pStyle w:val="Heading2"/>
@@ -3787,6 +4859,575 @@
                 <w:sz w:val="20"/>
               </w:rPr>
               <w:t>Fix</w:t>
+            </w:r>
+          </w:p>
+        </w:tc>
+      </w:tr>
+      <w:tr>
+        <w:tc>
+          <w:tcPr>
+            <w:tcW w:type="dxa" w:w="2880"/>
+          </w:tcPr>
+          <w:p>
+            <w:r/>
+            <w:r>
+              <w:rPr>
+                <w:rFonts w:ascii="Calibri" w:hAnsi="Calibri"/>
+                <w:b w:val="0"/>
+                <w:color w:val="111111"/>
+                <w:sz w:val="20"/>
+              </w:rPr>
+              <w:t xml:space="preserve">Build fails with hundreds of </w:t>
+            </w:r>
+            <w:r>
+              <w:rPr>
+                <w:rFonts w:ascii="Consolas" w:hAnsi="Consolas"/>
+                <w:color w:val="333333"/>
+                <w:sz w:val="18"/>
+              </w:rPr>
+              <w:t>Cannot find module 'react'</w:t>
+            </w:r>
+            <w:r>
+              <w:rPr>
+                <w:rFonts w:ascii="Calibri" w:hAnsi="Calibri"/>
+                <w:b w:val="0"/>
+                <w:color w:val="111111"/>
+                <w:sz w:val="20"/>
+              </w:rPr>
+              <w:t xml:space="preserve"> / </w:t>
+            </w:r>
+            <w:r>
+              <w:rPr>
+                <w:rFonts w:ascii="Consolas" w:hAnsi="Consolas"/>
+                <w:color w:val="333333"/>
+                <w:sz w:val="18"/>
+              </w:rPr>
+              <w:t>Cannot find name 'JSX'</w:t>
+            </w:r>
+            <w:r>
+              <w:rPr>
+                <w:rFonts w:ascii="Calibri" w:hAnsi="Calibri"/>
+                <w:b w:val="0"/>
+                <w:color w:val="111111"/>
+                <w:sz w:val="20"/>
+              </w:rPr>
+              <w:t xml:space="preserve"> errors</w:t>
+            </w:r>
+          </w:p>
+        </w:tc>
+        <w:tc>
+          <w:tcPr>
+            <w:tcW w:type="dxa" w:w="2880"/>
+          </w:tcPr>
+          <w:p>
+            <w:r/>
+            <w:r>
+              <w:rPr>
+                <w:rFonts w:ascii="Calibri" w:hAnsi="Calibri"/>
+                <w:b w:val="0"/>
+                <w:color w:val="111111"/>
+                <w:sz w:val="20"/>
+              </w:rPr>
+              <w:t xml:space="preserve">Root Directory set to </w:t>
+            </w:r>
+            <w:r>
+              <w:rPr>
+                <w:rFonts w:ascii="Consolas" w:hAnsi="Consolas"/>
+                <w:color w:val="333333"/>
+                <w:sz w:val="18"/>
+              </w:rPr>
+              <w:t>client</w:t>
+            </w:r>
+            <w:r>
+              <w:rPr>
+                <w:rFonts w:ascii="Calibri" w:hAnsi="Calibri"/>
+                <w:b w:val="0"/>
+                <w:color w:val="111111"/>
+                <w:sz w:val="20"/>
+              </w:rPr>
+              <w:t xml:space="preserve">, so </w:t>
+            </w:r>
+            <w:r>
+              <w:rPr>
+                <w:rFonts w:ascii="Consolas" w:hAnsi="Consolas"/>
+                <w:color w:val="333333"/>
+                <w:sz w:val="18"/>
+              </w:rPr>
+              <w:t>npm install</w:t>
+            </w:r>
+            <w:r>
+              <w:rPr>
+                <w:rFonts w:ascii="Calibri" w:hAnsi="Calibri"/>
+                <w:b w:val="0"/>
+                <w:color w:val="111111"/>
+                <w:sz w:val="20"/>
+              </w:rPr>
+              <w:t xml:space="preserve"> hit </w:t>
+            </w:r>
+            <w:r>
+              <w:rPr>
+                <w:rFonts w:ascii="Consolas" w:hAnsi="Consolas"/>
+                <w:color w:val="333333"/>
+                <w:sz w:val="18"/>
+              </w:rPr>
+              <w:t>E404 @edu/shared@*</w:t>
+            </w:r>
+            <w:r>
+              <w:rPr>
+                <w:rFonts w:ascii="Calibri" w:hAnsi="Calibri"/>
+                <w:b w:val="0"/>
+                <w:color w:val="111111"/>
+                <w:sz w:val="20"/>
+              </w:rPr>
+              <w:t xml:space="preserve"> and aborted — no </w:t>
+            </w:r>
+            <w:r>
+              <w:rPr>
+                <w:rFonts w:ascii="Consolas" w:hAnsi="Consolas"/>
+                <w:color w:val="333333"/>
+                <w:sz w:val="18"/>
+              </w:rPr>
+              <w:t>node_modules</w:t>
+            </w:r>
+            <w:r>
+              <w:rPr>
+                <w:rFonts w:ascii="Calibri" w:hAnsi="Calibri"/>
+                <w:b w:val="0"/>
+                <w:color w:val="111111"/>
+                <w:sz w:val="20"/>
+              </w:rPr>
+              <w:t xml:space="preserve"> exists</w:t>
+            </w:r>
+          </w:p>
+        </w:tc>
+        <w:tc>
+          <w:tcPr>
+            <w:tcW w:type="dxa" w:w="2880"/>
+          </w:tcPr>
+          <w:p>
+            <w:r/>
+            <w:r>
+              <w:rPr>
+                <w:rFonts w:ascii="Calibri" w:hAnsi="Calibri"/>
+                <w:b w:val="0"/>
+                <w:color w:val="111111"/>
+                <w:sz w:val="20"/>
+              </w:rPr>
+              <w:t xml:space="preserve">Clear </w:t>
+            </w:r>
+            <w:r>
+              <w:rPr>
+                <w:rFonts w:ascii="Calibri" w:hAnsi="Calibri"/>
+                <w:b/>
+                <w:color w:val="111111"/>
+                <w:sz w:val="20"/>
+              </w:rPr>
+              <w:t>Settings → General → Root Directory</w:t>
+            </w:r>
+            <w:r>
+              <w:rPr>
+                <w:rFonts w:ascii="Calibri" w:hAnsi="Calibri"/>
+                <w:b w:val="0"/>
+                <w:color w:val="111111"/>
+                <w:sz w:val="20"/>
+              </w:rPr>
+              <w:t xml:space="preserve"> and redeploy. The TS errors are a symptom; do not edit </w:t>
+            </w:r>
+            <w:r>
+              <w:rPr>
+                <w:rFonts w:ascii="Consolas" w:hAnsi="Consolas"/>
+                <w:color w:val="333333"/>
+                <w:sz w:val="18"/>
+              </w:rPr>
+              <w:t>package.json</w:t>
+            </w:r>
+          </w:p>
+        </w:tc>
+      </w:tr>
+      <w:tr>
+        <w:tc>
+          <w:tcPr>
+            <w:tcW w:type="dxa" w:w="2880"/>
+          </w:tcPr>
+          <w:p>
+            <w:r/>
+            <w:r>
+              <w:rPr>
+                <w:rFonts w:ascii="Calibri" w:hAnsi="Calibri"/>
+                <w:b w:val="0"/>
+                <w:color w:val="111111"/>
+                <w:sz w:val="20"/>
+              </w:rPr>
+              <w:t xml:space="preserve">Install log shows </w:t>
+            </w:r>
+            <w:r>
+              <w:rPr>
+                <w:rFonts w:ascii="Consolas" w:hAnsi="Consolas"/>
+                <w:color w:val="333333"/>
+                <w:sz w:val="18"/>
+              </w:rPr>
+              <w:t>npm error code E404 … '@edu/shared@*' could not be found</w:t>
+            </w:r>
+          </w:p>
+        </w:tc>
+        <w:tc>
+          <w:tcPr>
+            <w:tcW w:type="dxa" w:w="2880"/>
+          </w:tcPr>
+          <w:p>
+            <w:r/>
+            <w:r>
+              <w:rPr>
+                <w:rFonts w:ascii="Calibri" w:hAnsi="Calibri"/>
+                <w:b w:val="0"/>
+                <w:color w:val="111111"/>
+                <w:sz w:val="20"/>
+              </w:rPr>
+              <w:t>Same as above — the install is running from a workspace subfolder instead of the monorepo root</w:t>
+            </w:r>
+          </w:p>
+        </w:tc>
+        <w:tc>
+          <w:tcPr>
+            <w:tcW w:type="dxa" w:w="2880"/>
+          </w:tcPr>
+          <w:p>
+            <w:r/>
+            <w:r>
+              <w:rPr>
+                <w:rFonts w:ascii="Calibri" w:hAnsi="Calibri"/>
+                <w:b w:val="0"/>
+                <w:color w:val="111111"/>
+                <w:sz w:val="20"/>
+              </w:rPr>
+              <w:t>Run the install from the repository root (clear Root Directory)</w:t>
+            </w:r>
+          </w:p>
+        </w:tc>
+      </w:tr>
+      <w:tr>
+        <w:tc>
+          <w:tcPr>
+            <w:tcW w:type="dxa" w:w="2880"/>
+          </w:tcPr>
+          <w:p>
+            <w:r/>
+            <w:r>
+              <w:rPr>
+                <w:rFonts w:ascii="Calibri" w:hAnsi="Calibri"/>
+                <w:b w:val="0"/>
+                <w:color w:val="111111"/>
+                <w:sz w:val="20"/>
+              </w:rPr>
+              <w:t xml:space="preserve">Site loads but every request in the browser console targets </w:t>
+            </w:r>
+            <w:r>
+              <w:rPr>
+                <w:rFonts w:ascii="Consolas" w:hAnsi="Consolas"/>
+                <w:color w:val="333333"/>
+                <w:sz w:val="18"/>
+              </w:rPr>
+              <w:t>localhost:5000</w:t>
+            </w:r>
+          </w:p>
+        </w:tc>
+        <w:tc>
+          <w:tcPr>
+            <w:tcW w:type="dxa" w:w="2880"/>
+          </w:tcPr>
+          <w:p>
+            <w:r/>
+            <w:r>
+              <w:rPr>
+                <w:rFonts w:ascii="Consolas" w:hAnsi="Consolas"/>
+                <w:color w:val="333333"/>
+                <w:sz w:val="18"/>
+              </w:rPr>
+              <w:t>VITE_API_URL</w:t>
+            </w:r>
+            <w:r>
+              <w:rPr>
+                <w:rFonts w:ascii="Calibri" w:hAnsi="Calibri"/>
+                <w:b w:val="0"/>
+                <w:color w:val="111111"/>
+                <w:sz w:val="20"/>
+              </w:rPr>
+              <w:t xml:space="preserve"> was set on the Vercel project and baked into the bundle</w:t>
+            </w:r>
+          </w:p>
+        </w:tc>
+        <w:tc>
+          <w:tcPr>
+            <w:tcW w:type="dxa" w:w="2880"/>
+          </w:tcPr>
+          <w:p>
+            <w:r/>
+            <w:r>
+              <w:rPr>
+                <w:rFonts w:ascii="Calibri" w:hAnsi="Calibri"/>
+                <w:b w:val="0"/>
+                <w:color w:val="111111"/>
+                <w:sz w:val="20"/>
+              </w:rPr>
+              <w:t>Delete that variable and redeploy; the SPA is same-origin by default (</w:t>
+            </w:r>
+            <w:r>
+              <w:rPr>
+                <w:rFonts w:ascii="Consolas" w:hAnsi="Consolas"/>
+                <w:color w:val="333333"/>
+                <w:sz w:val="18"/>
+              </w:rPr>
+              <w:t>/api/v1</w:t>
+            </w:r>
+            <w:r>
+              <w:rPr>
+                <w:rFonts w:ascii="Calibri" w:hAnsi="Calibri"/>
+                <w:b w:val="0"/>
+                <w:color w:val="111111"/>
+                <w:sz w:val="20"/>
+              </w:rPr>
+              <w:t>)</w:t>
+            </w:r>
+          </w:p>
+        </w:tc>
+      </w:tr>
+      <w:tr>
+        <w:tc>
+          <w:tcPr>
+            <w:tcW w:type="dxa" w:w="2880"/>
+          </w:tcPr>
+          <w:p>
+            <w:r/>
+            <w:r>
+              <w:rPr>
+                <w:rFonts w:ascii="Calibri" w:hAnsi="Calibri"/>
+                <w:b w:val="0"/>
+                <w:color w:val="111111"/>
+                <w:sz w:val="20"/>
+              </w:rPr>
+              <w:t xml:space="preserve">Local dev: </w:t>
+            </w:r>
+            <w:r>
+              <w:rPr>
+                <w:rFonts w:ascii="Consolas" w:hAnsi="Consolas"/>
+                <w:color w:val="333333"/>
+                <w:sz w:val="18"/>
+              </w:rPr>
+              <w:t>/api</w:t>
+            </w:r>
+            <w:r>
+              <w:rPr>
+                <w:rFonts w:ascii="Calibri" w:hAnsi="Calibri"/>
+                <w:b w:val="0"/>
+                <w:color w:val="111111"/>
+                <w:sz w:val="20"/>
+              </w:rPr>
+              <w:t xml:space="preserve"> requests from </w:t>
+            </w:r>
+            <w:r>
+              <w:rPr>
+                <w:rFonts w:ascii="Consolas" w:hAnsi="Consolas"/>
+                <w:color w:val="333333"/>
+                <w:sz w:val="18"/>
+              </w:rPr>
+              <w:t>:5173</w:t>
+            </w:r>
+            <w:r>
+              <w:rPr>
+                <w:rFonts w:ascii="Calibri" w:hAnsi="Calibri"/>
+                <w:b w:val="0"/>
+                <w:color w:val="111111"/>
+                <w:sz w:val="20"/>
+              </w:rPr>
+              <w:t xml:space="preserve"> fail or 404</w:t>
+            </w:r>
+          </w:p>
+        </w:tc>
+        <w:tc>
+          <w:tcPr>
+            <w:tcW w:type="dxa" w:w="2880"/>
+          </w:tcPr>
+          <w:p>
+            <w:r/>
+            <w:r>
+              <w:rPr>
+                <w:rFonts w:ascii="Calibri" w:hAnsi="Calibri"/>
+                <w:b w:val="0"/>
+                <w:color w:val="111111"/>
+                <w:sz w:val="20"/>
+              </w:rPr>
+              <w:t xml:space="preserve">Vite reads the </w:t>
+            </w:r>
+            <w:r>
+              <w:rPr>
+                <w:rFonts w:ascii="Calibri" w:hAnsi="Calibri"/>
+                <w:b/>
+                <w:color w:val="111111"/>
+                <w:sz w:val="20"/>
+              </w:rPr>
+              <w:t>shell</w:t>
+            </w:r>
+            <w:r>
+              <w:rPr>
+                <w:rFonts w:ascii="Calibri" w:hAnsi="Calibri"/>
+                <w:b w:val="0"/>
+                <w:color w:val="111111"/>
+                <w:sz w:val="20"/>
+              </w:rPr>
+              <w:t xml:space="preserve"> environment, not </w:t>
+            </w:r>
+            <w:r>
+              <w:rPr>
+                <w:rFonts w:ascii="Consolas" w:hAnsi="Consolas"/>
+                <w:color w:val="333333"/>
+                <w:sz w:val="18"/>
+              </w:rPr>
+              <w:t>server/.env</w:t>
+            </w:r>
+            <w:r>
+              <w:rPr>
+                <w:rFonts w:ascii="Calibri" w:hAnsi="Calibri"/>
+                <w:b w:val="0"/>
+                <w:color w:val="111111"/>
+                <w:sz w:val="20"/>
+              </w:rPr>
+              <w:t xml:space="preserve">, so a proxy target defined only there is </w:t>
+            </w:r>
+            <w:r>
+              <w:rPr>
+                <w:rFonts w:ascii="Consolas" w:hAnsi="Consolas"/>
+                <w:color w:val="333333"/>
+                <w:sz w:val="18"/>
+              </w:rPr>
+              <w:t>undefined</w:t>
+            </w:r>
+          </w:p>
+        </w:tc>
+        <w:tc>
+          <w:tcPr>
+            <w:tcW w:type="dxa" w:w="2880"/>
+          </w:tcPr>
+          <w:p>
+            <w:r/>
+            <w:r>
+              <w:rPr>
+                <w:rFonts w:ascii="Calibri" w:hAnsi="Calibri"/>
+                <w:b w:val="0"/>
+                <w:color w:val="111111"/>
+                <w:sz w:val="20"/>
+              </w:rPr>
+              <w:t xml:space="preserve">Start the client with </w:t>
+            </w:r>
+            <w:r>
+              <w:rPr>
+                <w:rFonts w:ascii="Consolas" w:hAnsi="Consolas"/>
+                <w:color w:val="333333"/>
+                <w:sz w:val="18"/>
+              </w:rPr>
+              <w:t>BACKEND_URL=http://localhost:5000 npm run dev</w:t>
+            </w:r>
+            <w:r>
+              <w:rPr>
+                <w:rFonts w:ascii="Calibri" w:hAnsi="Calibri"/>
+                <w:b w:val="0"/>
+                <w:color w:val="111111"/>
+                <w:sz w:val="20"/>
+              </w:rPr>
+              <w:t>, or leave it unset to use that default</w:t>
+            </w:r>
+          </w:p>
+        </w:tc>
+      </w:tr>
+      <w:tr>
+        <w:tc>
+          <w:tcPr>
+            <w:tcW w:type="dxa" w:w="2880"/>
+          </w:tcPr>
+          <w:p>
+            <w:r/>
+            <w:r>
+              <w:rPr>
+                <w:rFonts w:ascii="Consolas" w:hAnsi="Consolas"/>
+                <w:color w:val="333333"/>
+                <w:sz w:val="18"/>
+              </w:rPr>
+              <w:t>tsc -b</w:t>
+            </w:r>
+            <w:r>
+              <w:rPr>
+                <w:rFonts w:ascii="Calibri" w:hAnsi="Calibri"/>
+                <w:b w:val="0"/>
+                <w:color w:val="111111"/>
+                <w:sz w:val="20"/>
+              </w:rPr>
+              <w:t xml:space="preserve"> skips work or reports stale errors on a fresh checkout</w:t>
+            </w:r>
+          </w:p>
+        </w:tc>
+        <w:tc>
+          <w:tcPr>
+            <w:tcW w:type="dxa" w:w="2880"/>
+          </w:tcPr>
+          <w:p>
+            <w:r/>
+            <w:r>
+              <w:rPr>
+                <w:rFonts w:ascii="Calibri" w:hAnsi="Calibri"/>
+                <w:b w:val="0"/>
+                <w:color w:val="111111"/>
+                <w:sz w:val="20"/>
+              </w:rPr>
+              <w:t xml:space="preserve">A </w:t>
+            </w:r>
+            <w:r>
+              <w:rPr>
+                <w:rFonts w:ascii="Consolas" w:hAnsi="Consolas"/>
+                <w:color w:val="333333"/>
+                <w:sz w:val="18"/>
+              </w:rPr>
+              <w:t>*.tsbuildinfo</w:t>
+            </w:r>
+            <w:r>
+              <w:rPr>
+                <w:rFonts w:ascii="Calibri" w:hAnsi="Calibri"/>
+                <w:b w:val="0"/>
+                <w:color w:val="111111"/>
+                <w:sz w:val="20"/>
+              </w:rPr>
+              <w:t xml:space="preserve"> file was committed</w:t>
+            </w:r>
+          </w:p>
+        </w:tc>
+        <w:tc>
+          <w:tcPr>
+            <w:tcW w:type="dxa" w:w="2880"/>
+          </w:tcPr>
+          <w:p>
+            <w:r/>
+            <w:r>
+              <w:rPr>
+                <w:rFonts w:ascii="Consolas" w:hAnsi="Consolas"/>
+                <w:color w:val="333333"/>
+                <w:sz w:val="18"/>
+              </w:rPr>
+              <w:t>git rm --cached &lt;file&gt;.tsbuildinfo</w:t>
+            </w:r>
+            <w:r>
+              <w:rPr>
+                <w:rFonts w:ascii="Calibri" w:hAnsi="Calibri"/>
+                <w:b w:val="0"/>
+                <w:color w:val="111111"/>
+                <w:sz w:val="20"/>
+              </w:rPr>
+              <w:t xml:space="preserve">; the pattern is already in </w:t>
+            </w:r>
+            <w:r>
+              <w:rPr>
+                <w:rFonts w:ascii="Consolas" w:hAnsi="Consolas"/>
+                <w:color w:val="333333"/>
+                <w:sz w:val="18"/>
+              </w:rPr>
+              <w:t>.gitignore</w:t>
             </w:r>
           </w:p>
         </w:tc>
